--- a/CarreiraEspecialistaEmIAB/Nivel2/docs/relatorio_levantamento_bytebank.docx
+++ b/CarreiraEspecialistaEmIAB/Nivel2/docs/relatorio_levantamento_bytebank.docx
@@ -104,7 +104,7 @@
         <w:rPr>
           <w:b/>
         </w:rPr>
-        <w:t xml:space="preserve">Data: 22/08/2026  </w:t>
+        <w:t>Data: 22/08/2026</w:t>
       </w:r>
     </w:p>
     <w:p>
